--- a/example_articles/states/Ohio/2.states_Ohio_New_York_Times.docx
+++ b/example_articles/states/Ohio/2.states_Ohio_New_York_Times.docx
@@ -27,17 +27,17 @@
     </w:p>
     <w:p>
       <w:r>
-        <w:t>Source File: NYT/38.DOCX</w:t>
+        <w:t>Source file: NYT/38.DOCX</w:t>
       </w:r>
     </w:p>
     <w:p>
       <w:r>
-        <w:t>Raw locations result: ['Ohio']</w:t>
+        <w:t>Raw locations result, 'locations': ['Ohio']</w:t>
       </w:r>
     </w:p>
     <w:p>
       <w:r>
-        <w:t>states_stand_flat (Standardized): Ohio</w:t>
+        <w:t>Standardized locations result, 'states_stand_flat': Ohio</w:t>
       </w:r>
     </w:p>
     <w:p>

--- a/example_articles/states/Ohio/2.states_Ohio_New_York_Times.docx
+++ b/example_articles/states/Ohio/2.states_Ohio_New_York_Times.docx
@@ -7,7 +7,7 @@
         <w:pStyle w:val="Heading1"/>
       </w:pPr>
       <w:r>
-        <w:t>Law Student Shot 3 Times in Chest in Struggle With Robber</w:t>
+        <w:t>Cincinnati Jury Acquits Museum In Mapplethorpe Obscenity Case</w:t>
       </w:r>
     </w:p>
     <w:p>
@@ -17,17 +17,17 @@
     </w:p>
     <w:p>
       <w:r>
-        <w:t>Date: 1991-07-13</w:t>
+        <w:t>Date: 1990-10-06</w:t>
       </w:r>
     </w:p>
     <w:p>
       <w:r>
-        <w:t>Section: Section 1;; Section 1; Page 25; Column 1; Metropolitan Desk; Column 1;</w:t>
+        <w:t>Section: Section 1; Page 1, Column 1; National Desk</w:t>
       </w:r>
     </w:p>
     <w:p>
       <w:r>
-        <w:t>Source file: NYT/38.DOCX</w:t>
+        <w:t>Source file: NYT/48.DOCX</w:t>
       </w:r>
     </w:p>
     <w:p>
@@ -49,63 +49,63 @@
     </w:p>
     <w:p>
       <w:r>
-        <w:t>A 26-year-old law student was shot three times in the chest in the lobby of his home in Queens early yesterday as he struggled with a robber, the police said.</w:t>
+        <w:t>A Cincinnati jury today acquitted the Contemporary Arts Center here and its director, Dennis Barrie, of obscenity charges stemming from an exhibition of photographs by Robert Mapplethorpe last spring.</w:t>
         <w:br/>
-        <w:t>The student, Kurt Skonberg, was in satisfactory condition at Booth Memorial Medical Center yesterday after four hours of surgery, said a hospital administrator, Fred Sganga.</w:t>
+        <w:t>The four men and four women on the mostly working-class jury left the courtroom without comment after what was believed to be the first criminal trial of an art museum arising from the contents of an exhibition. The jurors had listened to five days of testimony from some of the nation's leading museum directors, viewed the photographs in open court without expression and took two hours to reach their verdict today. [The Cincinnati prosecutors faced a difficult task under the current Supreme Court guidelines for determining obscenity, legal experts said yesterday. News analysis, page 6.] State Cannot Appeal Shouts and cheers filled the tiny courtroom and two adjacent overflowing rooms where television monitors were set up to view the proceedings. Supporters of the arts center hugged and kissed one another with the announcement of the final ''not guilty.''</w:t>
         <w:br/>
-        <w:t>No one was arrested in the shooting and the police said they had no suspects.</w:t>
+        <w:t>''It's over, it's all over,'' several of them said.</w:t>
+        <w:br/>
+        <w:t>The case is indeed considered put to rest because state law prohibits the state from appealing a jury verdict.</w:t>
+        <w:br/>
+        <w:t>But the Mapplethorpe case is just one of several current disputes over sexual subject matter in the arts. Members of the Miami rap music group 2 Live Crew are to stand trial next week on obscenity charges stemming from a performance of songs from their recording, ''As Nasty as They Wanna Be,'' which a Federal judge had previously declared obscene.</w:t>
+        <w:br/>
+        <w:t>And a Fort Lauderdale record store owner was convicted this week on obscenity charges for selling a copy of the 2 Live Crew recording to an undercover police officer.</w:t>
         <w:br/>
         <w:t xml:space="preserve"> </w:t>
         <w:br/>
-        <w:t>Home From a Night Socializing</w:t>
+        <w:t>Victory in a War on Art</w:t>
         <w:br/>
-        <w:t xml:space="preserve"> Mr. Skonberg's family said the shooting was a tragic blow to a young man with everything going for him: good looks, a business degree from Georgetown University, excellent recommendations from his former employers and high grades in his first year at Fordham Law School.</w:t>
+        <w:t>Defense lawyers in the Mapplethorpe case called the trial ''a sad battle,'' but hailed the decision as a victory for the Bill of Rights and for an art world under siege.</w:t>
         <w:br/>
-        <w:t>Before the shooting, Mr. Skonberg and a friend, Thomas Dillon, also 26, had been out socializing with friends at the Iguana Club, at 19th Street and Park Avenue, which is popular with young professionals, the police said.</w:t>
+        <w:t>''This is a signal to everybody that before they start shutting down museums and telling people what they can say and what they can see,'' said H. Louis Sirkin, a defense lawyer, ''they better realize there is a protection out there, and it is the greatest document ever written.''</w:t>
         <w:br/>
-        <w:t>After the club closed, the two men hailed a cab and returned to the duplex at 136-11 58th Avenue in Flushing, Queens, where Mr. Skonberg lives with his invalid grandfather and several friends.</w:t>
+        <w:t>As a clerk read the verdict, Mr. Barrie breathed deeply and looked down in relief. Later, emerging from the courtroom with teary-eyed supporters, he said: ''This was a major battle for art and for creativity, for the continuance of creativity in this country. Mapplethorpe was an important artist. It was a beautiful show. It should never have been in court.''</w:t>
+        <w:br/>
+        <w:t>If convicted, the museum would have faced up to $10,000 in fines and Mr. Barrie would have faced up to a year in jail and up to $2,000 in fines.</w:t>
+        <w:br/>
+        <w:t>In a written statement, Arthur Ney, the Hamilton County prosecutor who convened the grand jury that indicted the museum, said that because of the dispute over the exhibition, ''the only alternative was to let those without an interest in the controversy make the final decision,'' adding, ''Whether you agree with the verdict or not, the final analysis is that the system works.''</w:t>
         <w:br/>
         <w:t xml:space="preserve"> </w:t>
         <w:br/>
-        <w:t>Grabbed the Gun and Fought</w:t>
+        <w:t>Helms Keeps Banner High</w:t>
         <w:br/>
-        <w:t xml:space="preserve"> As the two men got out of the cab about 4:25 A.M., a short stocky man with a red bandana over his face approached them, pulled out a gun and demanded money, Lieut. Arnold Korman of the 109th Precinct said.</w:t>
+        <w:t>The verdict ends seven months of turmoil in this quiet, conservative city on the Ohio River. After weeks of urging the museum not to display the photographs, Cincinnati law enforcement officials entered the Arts Center on the exhibition's opening day, April 7, and handed the indictment to Mr. Barrie.</w:t>
         <w:br/>
-        <w:t>The gunman forced Mr. Dillon and Mr. Skonberg into the vestibule, where he went through their wallets and a briefcase, the police said.</w:t>
+        <w:t>Much of the dispute over the Mapplethorpe photographs has centered on whether Federal money should be used to finance them, through the National Endowment for the Arts. Senator Jesse Helms, a North Carolina Republican, has led efforts to keep endowment money from being granted to artists whose work may be considered by some to be obscene or sacrilegious.</w:t>
         <w:br/>
-        <w:t>While the assailant was distracted, Mr. Skonberg grabbed the gun and started to wrestle with him, Lieut. Korman said.</w:t>
+        <w:t>Today Senator Helms said in a statement: ''This merely proves my point that taxpayers' money should not be used to subsidize filthy and offensive art in any form. The N.E.A., and others who have no concern about the effect of such subsidies, insist that the taxpayers' objections should be ignored.''</w:t>
         <w:br/>
-        <w:t xml:space="preserve"> </w:t>
+        <w:t>A Helms aide explained that the Senator believed the N.E.A. grant that helped establish the Mapplethorpe exhibition last year - but not its showing in Cincinnati - had, in effect, transformed the photographs into Government-approved art, making it impossible for a jury to declare them obscene.</w:t>
         <w:br/>
-        <w:t>Raised on Long Island</w:t>
+        <w:t>The case centered on seven out of 175 photographs in an exhibition that traveled from Berkeley, Calif., to Boston without incident except in Cincinnati.</w:t>
         <w:br/>
-        <w:t xml:space="preserve"> Mr. Dillon sprinted up the stairs and pounded on the door of one of the apartments, yelling for someone to call the police.</w:t>
+        <w:t>Five of the seven photographs depicted men in sadomasochistic poses and were the basis of charges that the museum and Mr. Barrie had pandered obscenity. Two of the photographs showed children with their genitals exposed and were the basis of charges the defendants had illegally displayed the images of nude children.</w:t>
         <w:br/>
-        <w:t>Three shots were fired. The gunman ran away with an undetermined amount of cash and Mr. Skonberg collapsed in the vestibule, the police said.</w:t>
+        <w:t>Throughout the two-week trial, Mr. Mapplethorpe, who died from complications from AIDS last year, became a silent third defendant as the museum's lawyers sought to prove he was a legitimate artist whose work was protected by the First Amendment.</w:t>
         <w:br/>
-        <w:t>Mr. Skonberg was raised in East Meadow, L.I., and attended a local Catholic high school before being accepted at Georgetown, his father said. He has an older brother, Stephen, who is a Washington lawyer employed by the House Banking Commitee.</w:t>
+        <w:t>The prosecution, on the other hand, tried to keep their case as simple as possible by focusing on the pictures and their subject matter, which even defense lawyers acknowledged was disturbing. The prosecution essentially made the pictures its case, hoping that the seemingly conservative jury would be offended by the photographs.</w:t>
         <w:br/>
-        <w:t xml:space="preserve"> </w:t>
+        <w:t>In closing statements that at times turned emotional, Frank Prouty, the lead prosecutor, sought to stir outrage over pictures that he said were not Cincinnati's idea of art. ''Are these Van Goghs, these pictures?'' Mr. Prouty asked. He went on to describe each photograph and ask, ''Is that art?''</w:t>
         <w:br/>
-        <w:t>Dreams for His Sons</w:t>
+        <w:t>One of the five photographs shows a man urinating into another man's another shows a finger inserted into a penis, and the other three each depict a man with an object inserted in the rectum: a whip, a cylinder, and a man's hand and forearm.</w:t>
         <w:br/>
-        <w:t xml:space="preserve"> After graduating with honors from Georgetown in 1987, Mr. Skonberg went to work as an accountant in New York for Arthur Andersen Consultants, later taking a position with the Prounis Consulting Group in lower Manhattan.</w:t>
+        <w:t>But the jury was apparently convinced by the many defense witnesses who said Mr. Mapplethorpe's work was serious, indeed, brilliant art.</w:t>
         <w:br/>
-        <w:t>He moved into the Queens duplex to help care for his grandfather, who is senile and in ill health, Mr. Skonberg's father said.</w:t>
+        <w:t>The instructions by Judge F. David J. Albanese of Hamilton County Municipal Court were considered equally important in helping the jury distinguish art from obscenity.</w:t>
         <w:br/>
-        <w:t>A year ago, Mr, Skonberg left his job and enrolled at Fordham, paying the tuition himself, his family said. During the summer break, he was working as a legal consultant for the city's Department of Housing Preservation and Development.</w:t>
+        <w:t>The judge explained a three-pronged test of obscenity: ''That the average person applying contempory community standards would find that the picture, taken as a whole, appeals to prurient interest in sex, that the picture depicts or describes sexual conduct in a patently offensive way and that the picture taken as a whole, lacks serious literary, artistic, political or scientific value.''</w:t>
         <w:br/>
-        <w:t xml:space="preserve"> </w:t>
-        <w:br/>
-        <w:t>Pushed a Life to the Brink</w:t>
-        <w:br/>
-        <w:t xml:space="preserve"> Mr. Skonberg's father, Eric, said the shooting had shattered his idea of New York, where he grew up in a working-class tenement on the Lower East Side without getting a college education.</w:t>
-        <w:br/>
-        <w:t>He said that he had worked hard all his life to put his sons through high school and college, and that in a moment, the gunman had pushed his younger son's life to the brink.</w:t>
-        <w:br/>
-        <w:t>"They are my legacy," Mr. Skonberg said. "I may never have a shot at getting on the Supreme Court, but at least they have the wherewithal to try. I just wanted a lot of things that I was not able to have myself."</w:t>
-        <w:br/>
-        <w:t>"I can't believe the type of thing that goes on in the city," he said. "There are so many opportunities out there. Why don't these kids stop jerking around and go out and get an education, an opportunity?"</w:t>
+        <w:t>Judge Albanese told the jurors that the five main photographs must meet all those requirements if they were to convict the museum and that they were to disregard their personal feelings about the images. He added, ''The appeal to the prurient interest must be the main and principal appeal of the picture.''</w:t>
         <w:br/>
         <w:br/>
         <w:t>Graphic</w:t>
@@ -113,7 +113,7 @@
         <w:br/>
         <w:t xml:space="preserve"> </w:t>
         <w:br/>
-        <w:t>Photo: Kurt Skonberg, who was shot at his duplex during a robbery.</w:t>
+        <w:t>Photo: Dennis Barrie hugging Ann Mezibov, the wife of one of his lawyers, after being acquitted of obscenity charges yesterday in Cincinnati. Dennis Barrie, director of the Contemporary Arts Center in Cincinnati, and his wife, Dianne, applauding his supporters as they left court after Mr. Barrie was acquitted of obscenity charges in the Mapplethorpe trial. (Associated Press)(pg6)</w:t>
       </w:r>
     </w:p>
     <w:sectPr>

--- a/example_articles/states/Ohio/2.states_Ohio_New_York_Times.docx
+++ b/example_articles/states/Ohio/2.states_Ohio_New_York_Times.docx
@@ -7,7 +7,7 @@
         <w:pStyle w:val="Heading1"/>
       </w:pPr>
       <w:r>
-        <w:t>Cincinnati Jury Acquits Museum In Mapplethorpe Obscenity Case</w:t>
+        <w:t>A Match Made in MAGA: How a Friendship Helped J.D. Vance Land on Trump's V.P. List</w:t>
       </w:r>
     </w:p>
     <w:p>
@@ -17,17 +17,17 @@
     </w:p>
     <w:p>
       <w:r>
-        <w:t>Date: 1990-10-06</w:t>
+        <w:t>Date: 2024-04-27</w:t>
       </w:r>
     </w:p>
     <w:p>
       <w:r>
-        <w:t>Section: Section 1; Page 1, Column 1; National Desk</w:t>
+        <w:t>Section: US; politics</w:t>
       </w:r>
     </w:p>
     <w:p>
       <w:r>
-        <w:t>Source file: NYT/48.DOCX</w:t>
+        <w:t>Source file: NYT/4.DOCX</w:t>
       </w:r>
     </w:p>
     <w:p>
@@ -49,71 +49,101 @@
     </w:p>
     <w:p>
       <w:r>
-        <w:t>A Cincinnati jury today acquitted the Contemporary Arts Center here and its director, Dennis Barrie, of obscenity charges stemming from an exhibition of photographs by Robert Mapplethorpe last spring.</w:t>
+        <w:t>It was just 43 days before the 2022 Republican primary in Ohio, and former President Donald J. Trump had yet to throw his weight behind a Senate candidate. J.D. Vance, a political novice competing in a packed field, had a huge problem.</w:t>
         <w:br/>
-        <w:t>The four men and four women on the mostly working-class jury left the courtroom without comment after what was believed to be the first criminal trial of an art museum arising from the contents of an exhibition. The jurors had listened to five days of testimony from some of the nation's leading museum directors, viewed the photographs in open court without expression and took two hours to reach their verdict today. [The Cincinnati prosecutors faced a difficult task under the current Supreme Court guidelines for determining obscenity, legal experts said yesterday. News analysis, page 6.] State Cannot Appeal Shouts and cheers filled the tiny courtroom and two adjacent overflowing rooms where television monitors were set up to view the proceedings. Supporters of the arts center hugged and kissed one another with the announcement of the final ''not guilty.''</w:t>
+        <w:t>He had publicly called Mr. Trump "loathsome" and an "idiot." Once, he described him as "cultural heroin."</w:t>
         <w:br/>
-        <w:t>''It's over, it's all over,'' several of them said.</w:t>
+        <w:t>Then came an unexpected lifeline. "Enough with the lies being told about this guy," Donald Trump Jr., the former president's son, wrote on Twitter, assuring his followers that Mr. Vance had become a fan of his father. A month later, encouraged by his son, the elder Mr. Trump endorsed Mr. Vance.</w:t>
         <w:br/>
-        <w:t>The case is indeed considered put to rest because state law prohibits the state from appealing a jury verdict.</w:t>
+        <w:t>Today, Mr. Vance is one of the former president's most reliable allies and a leader of a band of Republicans pushing Senate Republicans to the right. And his star has only continued to rise: Mr. Vance is on the list of Mr. Trump's possible running mates, according to two people familiar with the discussions.</w:t>
         <w:br/>
-        <w:t>But the Mapplethorpe case is just one of several current disputes over sexual subject matter in the arts. Members of the Miami rap music group 2 Live Crew are to stand trial next week on obscenity charges stemming from a performance of songs from their recording, ''As Nasty as They Wanna Be,'' which a Federal judge had previously declared obscene.</w:t>
+        <w:t>In no small part, Mr. Vance owes his quick ascent into the Trump orbit to his unlikely friendship and ideological kinship with the former president's oldest son. They text or talk nearly daily and try to meet up if they are in the same city, according to people who know them both. They are a social-media tag team, often reposting each other's messages.</w:t>
         <w:br/>
-        <w:t>And a Fort Lauderdale record store owner was convicted this week on obscenity charges for selling a copy of the 2 Live Crew recording to an undercover police officer.</w:t>
+        <w:t>Although he has stressed that the choice of a running mate is his father's decision alone, Mr. Trump has said he would be happy with Mr. Vance on the G.O.P. ticket.</w:t>
         <w:br/>
-        <w:t xml:space="preserve"> </w:t>
+        <w:t>The friendship is among the MAGA movement's more unusual pairings. Mr. Vance, 39, is a self-made man who had a fatherless childhood. Mr. Trump, 46, has been at the right hand of his billionaire father his whole life.</w:t>
         <w:br/>
-        <w:t>Victory in a War on Art</w:t>
+        <w:t>Mr. Vance is wonky and well-spoken, a Yale Law School graduate and memoirist regarded as an intellectual standard-bearer for Trumpism. The former president's son is sarcastic and foul-mouthed, a sharper reader of people than of policy papers and a political weather vane for his father.</w:t>
         <w:br/>
-        <w:t>Defense lawyers in the Mapplethorpe case called the trial ''a sad battle,'' but hailed the decision as a victory for the Bill of Rights and for an art world under siege.</w:t>
+        <w:t>But the men share right-wing, nationalist politics and a vision for how the Republican Party should root out vestiges of old elites. In some ways, they represent the ego and id of the MAGA movement and, some Republican strategists argue, its next wave of insurgency.</w:t>
         <w:br/>
-        <w:t>''This is a signal to everybody that before they start shutting down museums and telling people what they can say and what they can see,'' said H. Louis Sirkin, a defense lawyer, ''they better realize there is a protection out there, and it is the greatest document ever written.''</w:t>
+        <w:t>Kevin D. Roberts, the president of the Heritage Foundation, a conservative think tank, said that for voters seeking a next-generation leader, there was virtually "no one like Senator Vance." Those same voters look up to Donald Trump Jr., he said. "They know both men."</w:t>
         <w:br/>
-        <w:t>As a clerk read the verdict, Mr. Barrie breathed deeply and looked down in relief. Later, emerging from the courtroom with teary-eyed supporters, he said: ''This was a major battle for art and for creativity, for the continuance of creativity in this country. Mapplethorpe was an important artist. It was a beautiful show. It should never have been in court.''</w:t>
+        <w:t>Mr. Vance declined to be interviewed for this article. The younger Mr. Trump said in a statement: "In the world of politics you make a lot of acquaintances, but there are very few actual friends. J.D. has become a close friend of mine, and I'm a big supporter of everything he's been doing policywise to put America First in the Senate."</w:t>
         <w:br/>
-        <w:t>If convicted, the museum would have faced up to $10,000 in fines and Mr. Barrie would have faced up to a year in jail and up to $2,000 in fines.</w:t>
+        <w:t>As the former president narrows his list of running mates, with his eldest son as an informal adviser, personal loyalty is surely a factor. Mr. Trump has insisted that his former vice president, Mike Pence, betrayed him by refusing to allow him and his allies to manipulate the results of the 2020 election in his favor.</w:t>
         <w:br/>
-        <w:t>In a written statement, Arthur Ney, the Hamilton County prosecutor who convened the grand jury that indicted the museum, said that because of the dispute over the exhibition, ''the only alternative was to let those without an interest in the controversy make the final decision,'' adding, ''Whether you agree with the verdict or not, the final analysis is that the system works.''</w:t>
+        <w:t>Mr. Vance has made clear that he is no Mr. Pence. He has claimed that the 2020 election was blighted by widespread fraud, an allegation that has been repeatedly and thoroughly debunked.</w:t>
         <w:br/>
-        <w:t xml:space="preserve"> </w:t>
+        <w:t>He told ABC News this February that had he been vice president in January 2021, he would have allowed Congress to consider fraudulent slates of pro-Trump electors before certifying the election, a scheme meant to disrupt the transfer of power after Joseph R. Biden Jr. won the presidency.</w:t>
         <w:br/>
-        <w:t>Helms Keeps Banner High</w:t>
+        <w:t>Mr. Vance's allegiance to the former president is relatively new, but friends say it is deep. In his memoir, Mr. Vance wrote that his upbringing taught him to value "loyalty, honor and toughness."</w:t>
         <w:br/>
-        <w:t>The verdict ends seven months of turmoil in this quiet, conservative city on the Ohio River. After weeks of urging the museum not to display the photographs, Cincinnati law enforcement officials entered the Arts Center on the exhibition's opening day, April 7, and handed the indictment to Mr. Barrie.</w:t>
+        <w:t>The former president helped him edge out his primary opponents, when he could have stood aside. The senator "is an intensely, personally loyal guy," said Luke Thompson, a close friend who ran the super PAC that backed Mr. Vance's campaign.</w:t>
         <w:br/>
-        <w:t>Much of the dispute over the Mapplethorpe photographs has centered on whether Federal money should be used to finance them, through the National Endowment for the Arts. Senator Jesse Helms, a North Carolina Republican, has led efforts to keep endowment money from being granted to artists whose work may be considered by some to be obscene or sacrilegious.</w:t>
+        <w:t>Striking contrasts</w:t>
         <w:br/>
-        <w:t>Today Senator Helms said in a statement: ''This merely proves my point that taxpayers' money should not be used to subsidize filthy and offensive art in any form. The N.E.A., and others who have no concern about the effect of such subsidies, insist that the taxpayers' objections should be ignored.''</w:t>
+        <w:t>It is hard to overstate the gap in backgrounds between Mr. Vance and Donald Trump Jr. Mr. Vance grew up in Middletown, Ohio, a steel mill town, and moved six times in as many years before his grandmother took him in as a teenager.</w:t>
         <w:br/>
-        <w:t>A Helms aide explained that the Senator believed the N.E.A. grant that helped establish the Mapplethorpe exhibition last year - but not its showing in Cincinnati - had, in effect, transformed the photographs into Government-approved art, making it impossible for a jury to declare them obscene.</w:t>
+        <w:t>Mr. Vance's name tracks his childhood upheaval. He was born James Donald Bowman, after his father, Donald Bowman, who surrendered him for adoption when he was 6. His mother, who battled drug addiction for years, renamed him James David Hamel, erasing his father's names and substituting the surname of his stepfather, one in a string of fast-disappearing father figures. Mr. Vance later adopted his grandmother's surname.</w:t>
         <w:br/>
-        <w:t>The case centered on seven out of 175 photographs in an exhibition that traveled from Berkeley, Calif., to Boston without incident except in Cincinnati.</w:t>
+        <w:t>Mr. Vance wrote that his mother once threatened to crash their car and kill them both. He watched as she was driven away in handcuffs in the back of a police car. "I have never felt so lonely," he wrote in his book, "Hillbilly Elegy: A Memoir of a Family and Culture in Crisis."</w:t>
         <w:br/>
-        <w:t>Five of the seven photographs depicted men in sadomasochistic poses and were the basis of charges that the museum and Mr. Barrie had pandered obscenity. Two of the photographs showed children with their genitals exposed and were the basis of charges the defendants had illegally displayed the images of nude children.</w:t>
+        <w:t>Mr. Trump's home was a luxury apartment at the top of a Manhattan tower with his father's name on it. In his memoir, "Triggered: How the Left Thrives on Hate and Wants to Silence Us," he recounted how his mother, Ivana Trump, tried to order a glass of chardonnay at a Taco Bell when dropping him off at boarding school in a small Pennsylvania town. News of the incident spread to his new schoolmates.</w:t>
         <w:br/>
-        <w:t>Throughout the two-week trial, Mr. Mapplethorpe, who died from complications from AIDS last year, became a silent third defendant as the museum's lawyers sought to prove he was a legitimate artist whose work was protected by the First Amendment.</w:t>
+        <w:t>"Really awesome, Mom. Thanks," he wrote.</w:t>
         <w:br/>
-        <w:t>The prosecution, on the other hand, tried to keep their case as simple as possible by focusing on the pictures and their subject matter, which even defense lawyers acknowledged was disturbing. The prosecution essentially made the pictures its case, hoping that the seemingly conservative jury would be offended by the photographs.</w:t>
+        <w:t>Politically, they were also far apart, even as late as 2017. Mr. Trump was one of his father's most tireless cheerleaders in his first run for president, echoing his father's hard-line rhetoric and relishing every opportunity to slam liberals.</w:t>
         <w:br/>
-        <w:t>In closing statements that at times turned emotional, Frank Prouty, the lead prosecutor, sought to stir outrage over pictures that he said were not Cincinnati's idea of art. ''Are these Van Goghs, these pictures?'' Mr. Prouty asked. He went on to describe each photograph and ask, ''Is that art?''</w:t>
+        <w:t>Mr. Vance was a former Marine, a venture capitalist and a conservative Republican who was appalled by candidate Trump. In early 2016, he texted a former Yale roommate that he feared Mr. Trump could be "America's Hitler." Publicly, he said that Mr. Trump's policy proposals "range from immoral to absurd."</w:t>
         <w:br/>
-        <w:t>One of the five photographs shows a man urinating into another man's another shows a finger inserted into a penis, and the other three each depict a man with an object inserted in the rectum: a whip, a cylinder, and a man's hand and forearm.</w:t>
+        <w:t>He voted for an independent candidate for president.</w:t>
         <w:br/>
-        <w:t>But the jury was apparently convinced by the many defense witnesses who said Mr. Mapplethorpe's work was serious, indeed, brilliant art.</w:t>
+        <w:t>Walking it back, with help</w:t>
         <w:br/>
-        <w:t>The instructions by Judge F. David J. Albanese of Hamilton County Municipal Court were considered equally important in helping the jury distinguish art from obscenity.</w:t>
+        <w:t>After Mr. Trump's victory, pundits celebrated Mr. Vance's book as a key to understanding the discontent of white working-class voters who had swung the election. Mr. Vance became an overnight media celebrity.</w:t>
         <w:br/>
-        <w:t>The judge explained a three-pronged test of obscenity: ''That the average person applying contempory community standards would find that the picture, taken as a whole, appeals to prurient interest in sex, that the picture depicts or describes sexual conduct in a patently offensive way and that the picture taken as a whole, lacks serious literary, artistic, political or scientific value.''</w:t>
+        <w:t>In those days, he held up former President Barack Obama, who also grew up fatherless, as a role model. Mr. Obama was someone "whose history looked something like mine but whose future contained something I wanted," he wrote in a New York Times opinion essay in January 2017.</w:t>
         <w:br/>
-        <w:t>Judge Albanese told the jurors that the five main photographs must meet all those requirements if they were to convict the museum and that they were to disregard their personal feelings about the images. He added, ''The appeal to the prurient interest must be the main and principal appeal of the picture.''</w:t>
+        <w:t>But Mr. Vance's memoir also reveals his pragmatic approach to self-advancement. He wanted to finish college faster, so he doubled his course load. Because the parents of "rich kids" in his hometown were either lawyers or doctors, he wrote, he went to law school. To get Y, do X.</w:t>
         <w:br/>
+        <w:t>In a Time magazine interview shortly after he announced his Senate run in July 2021, Mr. Vance acknowledged a similar calculus in his conversion from a Never Trumper to a Trump admirer. Mr. Trump is "the leader of this movement," he said then, "and if I actually care about these people and the things I say I care about, I need to just suck it up and support him."</w:t>
         <w:br/>
-        <w:t>Graphic</w:t>
+        <w:t>Mr. Vance deleted his anti-Trump tweets. He became a regular figure on Tucker Carlson's show on Fox News, of which the former president was an avid viewer. He hired an adviser to Donald Trump Jr. to help run his campaign. He began working through intermediaries to lobby the former president for an endorsement.</w:t>
         <w:br/>
+        <w:t>One of the first was Charlie Kirk, a young activist who had carried Donald Trump Jr.'s bags and booked his flights during the 2016 campaign. Mr. Kirk's group, Turning Point U.S.A., had since built up an impressive following of Republican conservatives.</w:t>
         <w:br/>
-        <w:t xml:space="preserve"> </w:t>
+        <w:t>In early 2021, Mr. Kirk texted an adviser to Donald Trump Jr. about Mr. Vance's political promise, according to a person familiar with the exchange. Mr. Trump's response was encouraging: He had read "Hillbilly Elegy," he said, and he loved it.</w:t>
         <w:br/>
-        <w:t>Photo: Dennis Barrie hugging Ann Mezibov, the wife of one of his lawyers, after being acquitted of obscenity charges yesterday in Cincinnati. Dennis Barrie, director of the Contemporary Arts Center in Cincinnati, and his wife, Dianne, applauding his supporters as they left court after Mr. Barrie was acquitted of obscenity charges in the Mapplethorpe trial. (Associated Press)(pg6)</w:t>
+        <w:t>That March, Mr. Vance made a pilgrimage to Mar-a-Lago, the former president's private club in Palm Beach, Fla., to seek his endorsement. Donald Trump Jr. also attended the meeting, as did Peter Thiel, the Silicon Valley billionaire who was bankrolling Mr. Vance's campaign.</w:t>
+        <w:br/>
+        <w:t>Mr. Vance did not get what he wanted, but he left hopeful that the elder Mr. Trump would at least keep an eye on his race. Mr. Vance was good-looking, the former president later noted, according to people familiar with Mr. Trump's reaction, but his opponents were clobbering Mr. Vance with his previous anti-Trump remarks.</w:t>
+        <w:br/>
+        <w:t>Donald Trump Jr. was not put off by Mr. Vance's U-turn. "Guess who else didn't like Trump in 2016? Everybody," he said later. Mr. Vance was at least "consistent and intellectually honest" about why, he said.</w:t>
+        <w:br/>
+        <w:t>A fighter for Trump in the Senate</w:t>
+        <w:br/>
+        <w:t>People close to both men said their friendship blossomed after Mr. Vance joined the Senate in January 2023. Since then, the public signs of their mutual appreciation have been frequent. Mr. Trump often praises Mr. Vance on social media and on his podcast on Rumble, a right-leaning social media site. (Mr. Vance's venture capital firm has invested in the platform.)</w:t>
+        <w:br/>
+        <w:t>"We need every GOP Senator to be @JDVance1," Mr. Trump wrote last December.</w:t>
+        <w:br/>
+        <w:t>Indeed, Mr. Vance is both an energetic, vocal ally to the former president, and one of the leaders of a bloc of roughly a dozen Republican senators who have tried to push the Senate in a more isolationist and Trumpist direction, often clashing with Senator Mitch McConnell, the minority leader.</w:t>
+        <w:br/>
+        <w:t>Mr. Vance worked hard, though unsuccessfully, to stop a $60 billion aid package for Ukraine's war against Russia's invasion. For 10 months, he has blocked Biden administration nominees to top Justice Department posts to protest Mr. Trump's felony indictment on charges of mishandling classified documents.</w:t>
+        <w:br/>
+        <w:t>He has also said that should the former president be elected again, he should fire "every single midlevel bureaucrat" and "replace them with our people." If stopped by legal orders, he should dare judges to enforce them, he said.</w:t>
+        <w:br/>
+        <w:t>David Frum, a Trump critic and a former speechwriter for President George W. Bush who has known Mr. Vance for years, described the senator as an intelligent man with an extraordinary life story who has "sunk to the depths of political degradation."</w:t>
+        <w:br/>
+        <w:t>But his stances have been applauded by Mr. Trump, who said a willingness to push political boundaries would be a key attribute for his father's running mate.</w:t>
+        <w:br/>
+        <w:t>While he was not the only one who could fit that bill, "I'd love to see a J.D. Vance," the younger Mr. Trump told Newsmax in January. "You actually need a fighter."</w:t>
+        <w:br/>
+        <w:t>Ryan Mac contributed reporting. Kitty Bennett and Susan C. Beachy contributed research.</w:t>
+        <w:br/>
+        <w:t xml:space="preserve">Ryan Mac contributed reporting. Kitty Bennett and Susan C. Beachy contributed research. </w:t>
+        <w:br/>
+        <w:t>PHOTOS: Senator J.D. Vance has established himself as a reliable ally for former President Donald J. Trump, who endorsed him for his 2022 race in Ohio. At right, Mr. Vance on a bus tour through the Midwest. (PHOTOGRAPHS BY MADDIE MCGARVEY FOR THE NEW YORK TIMES; BRIAN KAISER FOR THE NEW YORK TIMES; ANDREW SPEAR FOR THE NEW YORK TIMES); Mr. Vance, who was once a Never Trumper, owes his quick ascent into the Trump orbit to his unexpected relationship and ideological kinship with the former president's oldest son, Donald Trump Jr., above. At left, the elder Mr. Trump with Mr. Vance during a campaign rally in Vandalia, Ohio, last month. (PHOTOGRAPHS BY GAELEN MORSE/REUTERS; JEFF DEAN/ASSOCIATED PRESS); Mr. Vance's memoir about growing up in Middletown, Ohio, above, said that his upbringing taught him to value loyalty. (PHOTOGRAPH BY MADDIE MCGARVEY FOR THE NEW YORK TIMES) (A18) This article appeared in print on page A1, A18.</w:t>
       </w:r>
     </w:p>
     <w:sectPr>
